--- a/docs/Introspection_API.docx
+++ b/docs/Introspection_API.docx
@@ -341,7 +341,25 @@
                 <w:i w:val="false"/>
                 <w:iCs w:val="false"/>
               </w:rPr>
-              <w:t xml:space="preserve">Normative. Settles the M0 "introspection API" deliverable. Charter R4.2/R4.3, R15.1 and R20.2 depend on it.</w:t>
+              <w:t xml:space="preserve">Normative detail for charter requirements </w:t>
+            </w:r>
+            <w:r>
+              <w:rPr>
+                <w:b/>
+                <w:bCs/>
+                <w:i w:val="false"/>
+                <w:iCs w:val="false"/>
+              </w:rPr>
+              <w:t xml:space="preserve">R24.1–R24.21</w:t>
+            </w:r>
+            <w:r>
+              <w:rPr>
+                <w:b w:val="false"/>
+                <w:bCs w:val="false"/>
+                <w:i w:val="false"/>
+                <w:iCs w:val="false"/>
+              </w:rPr>
+              <w:t xml:space="preserve">. The charter is the requirements register; this document explains and measures those requirements but defines no identifiers of its own.</w:t>
             </w:r>
           </w:p>
         </w:tc>
@@ -2685,7 +2703,7 @@
           <w:i w:val="false"/>
           <w:iCs w:val="false"/>
         </w:rPr>
-        <w:t xml:space="preserve">I1.</w:t>
+        <w:t xml:space="preserve">R24.2.</w:t>
       </w:r>
       <w:r>
         <w:rPr>
@@ -2726,7 +2744,7 @@
           <w:i w:val="false"/>
           <w:iCs w:val="false"/>
         </w:rPr>
-        <w:t xml:space="preserve">I2.</w:t>
+        <w:t xml:space="preserve">R24.3.</w:t>
       </w:r>
       <w:r>
         <w:rPr>
@@ -2789,7 +2807,7 @@
           <w:i w:val="false"/>
           <w:iCs w:val="false"/>
         </w:rPr>
-        <w:t xml:space="preserve">I3.</w:t>
+        <w:t xml:space="preserve">R24.4.</w:t>
       </w:r>
       <w:r>
         <w:rPr>
@@ -2896,7 +2914,7 @@
           <w:i w:val="false"/>
           <w:iCs w:val="false"/>
         </w:rPr>
-        <w:t xml:space="preserve">I4.</w:t>
+        <w:t xml:space="preserve">R24.5.</w:t>
       </w:r>
       <w:r>
         <w:rPr>
@@ -3484,7 +3502,7 @@
           <w:i w:val="false"/>
           <w:iCs w:val="false"/>
         </w:rPr>
-        <w:t xml:space="preserve">I5.</w:t>
+        <w:t xml:space="preserve">R24.6.</w:t>
       </w:r>
       <w:r>
         <w:rPr>
@@ -3920,7 +3938,7 @@
           <w:i w:val="false"/>
           <w:iCs w:val="false"/>
         </w:rPr>
-        <w:t xml:space="preserve">I6.</w:t>
+        <w:t xml:space="preserve">R24.7.</w:t>
       </w:r>
       <w:r>
         <w:rPr>
@@ -4121,7 +4139,7 @@
           <w:i w:val="false"/>
           <w:iCs w:val="false"/>
         </w:rPr>
-        <w:t xml:space="preserve">I7.</w:t>
+        <w:t xml:space="preserve">R24.8.</w:t>
       </w:r>
       <w:r>
         <w:rPr>
@@ -4217,7 +4235,7 @@
           <w:i w:val="false"/>
           <w:iCs w:val="false"/>
         </w:rPr>
-        <w:t xml:space="preserve">I8.</w:t>
+        <w:t xml:space="preserve">R24.9.</w:t>
       </w:r>
       <w:r>
         <w:rPr>
@@ -4391,75 +4409,12 @@
       </w:pPr>
       <w:r>
         <w:rPr>
-          <w:b/>
-          <w:bCs/>
-          <w:i w:val="false"/>
-          <w:iCs w:val="false"/>
-        </w:rPr>
-        <w:t xml:space="preserve">I9.</w:t>
-      </w:r>
-      <w:r>
-        <w:rPr>
-          <w:b w:val="false"/>
-          <w:bCs w:val="false"/>
-          <w:i w:val="false"/>
-          <w:iCs w:val="false"/>
-        </w:rPr>
-        <w:t xml:space="preserve"> The daemon </w:t>
-      </w:r>
-      <w:r>
-        <w:rPr>
-          <w:b/>
-          <w:bCs/>
-          <w:i w:val="false"/>
-          <w:iCs w:val="false"/>
-        </w:rPr>
-        <w:t xml:space="preserve">should</w:t>
-      </w:r>
-      <w:r>
-        <w:rPr>
-          <w:b w:val="false"/>
-          <w:bCs w:val="false"/>
-          <w:i w:val="false"/>
-          <w:iCs w:val="false"/>
-        </w:rPr>
-        <w:t xml:space="preserve"> use a chunk size of </w:t>
-      </w:r>
-      <w:r>
-        <w:rPr>
-          <w:b/>
-          <w:bCs/>
-          <w:i w:val="false"/>
-          <w:iCs w:val="false"/>
-        </w:rPr>
-        <w:t xml:space="preserve">1024 bytes</w:t>
-      </w:r>
-      <w:r>
-        <w:rPr>
-          <w:b w:val="false"/>
-          <w:bCs w:val="false"/>
-          <w:i w:val="false"/>
-          <w:iCs w:val="false"/>
-        </w:rPr>
-        <w:t xml:space="preserve">, which is comfortably inside the limit on both emulators, and </w:t>
-      </w:r>
-      <w:r>
-        <w:rPr>
-          <w:b/>
-          <w:bCs/>
-          <w:i w:val="false"/>
-          <w:iCs w:val="false"/>
-        </w:rPr>
-        <w:t xml:space="preserve">shall</w:t>
-      </w:r>
-      <w:r>
-        <w:rPr>
-          <w:b w:val="false"/>
-          <w:bCs w:val="false"/>
-          <w:i w:val="false"/>
-          <w:iCs w:val="false"/>
-        </w:rPr>
-        <w:t xml:space="preserve"> reassemble chunks in order.</w:t>
+          <w:b w:val="false"/>
+          <w:bCs w:val="false"/>
+          <w:i w:val="false"/>
+          <w:iCs w:val="false"/>
+        </w:rPr>
+        <w:t xml:space="preserve">R24.9 sets the chunk size at 1024 bytes, comfortably inside the limit on both emulators, and requires the chunks be reassembled in order.</w:t>
       </w:r>
     </w:p>
     <w:p>
@@ -4517,7 +4472,7 @@
           <w:i w:val="false"/>
           <w:iCs w:val="false"/>
         </w:rPr>
-        <w:t xml:space="preserve"> replies (I7), records the three bytes </w:t>
+        <w:t xml:space="preserve"> replies (R24.8), records the three bytes </w:t>
       </w:r>
       <w:r>
         <w:rPr>
@@ -4612,7 +4567,7 @@
           <w:i w:val="false"/>
           <w:iCs w:val="false"/>
         </w:rPr>
-        <w:t xml:space="preserve">I10.</w:t>
+        <w:t xml:space="preserve">R24.10.</w:t>
       </w:r>
       <w:r>
         <w:rPr>
@@ -4768,7 +4723,7 @@
           <w:i w:val="false"/>
           <w:iCs w:val="false"/>
         </w:rPr>
-        <w:t xml:space="preserve"> read the pass requires, chunked per I8/I9.</w:t>
+        <w:t xml:space="preserve"> read the pass requires, chunked per R24.9/R24.9.</w:t>
       </w:r>
     </w:p>
     <w:p>
@@ -4865,7 +4820,7 @@
           <w:i w:val="false"/>
           <w:iCs w:val="false"/>
         </w:rPr>
-        <w:t xml:space="preserve">I11.</w:t>
+        <w:t xml:space="preserve">R24.12.</w:t>
       </w:r>
       <w:r>
         <w:rPr>
@@ -4941,21 +4896,82 @@
       </w:pPr>
       <w:r>
         <w:rPr>
+          <w:b w:val="false"/>
+          <w:bCs w:val="false"/>
+          <w:i/>
+          <w:iCs/>
+        </w:rPr>
+        <w:t xml:space="preserve">Advisory, carrying no requirement:</w:t>
+      </w:r>
+      <w:r>
+        <w:rPr>
+          <w:b w:val="false"/>
+          <w:bCs w:val="false"/>
+          <w:i w:val="false"/>
+          <w:iCs w:val="false"/>
+        </w:rPr>
+        <w:t xml:space="preserve"> determine the set of ranges a pass needs by walking the package's predicates once at load time, and coalesce them into fewer, larger reads. This is an optimization and changes no observable behavior.</w:t>
+      </w:r>
+    </w:p>
+    <w:p>
+      <w:pPr>
+        <w:pStyle w:val="Heading2"/>
+        <w:spacing w:after="110" w:before="220"/>
+      </w:pPr>
+      <w:r>
+        <w:rPr>
+          <w:b w:val="false"/>
+          <w:bCs w:val="false"/>
+          <w:i w:val="false"/>
+          <w:iCs w:val="false"/>
+        </w:rPr>
+        <w:t xml:space="preserve">5.5 Halting is safe, and this was measured</w:t>
+      </w:r>
+    </w:p>
+    <w:p>
+      <w:pPr>
+        <w:spacing w:after="130" w:line="270"/>
+      </w:pPr>
+      <w:r>
+        <w:rPr>
+          <w:b w:val="false"/>
+          <w:bCs w:val="false"/>
+          <w:i w:val="false"/>
+          <w:iCs w:val="false"/>
+        </w:rPr>
+        <w:t xml:space="preserve">Halting a running spacecraft simulation to grade it sounds like it must perturb the thing being graded. It does not, because the emulator's </w:t>
+      </w:r>
+      <w:r>
+        <w:rPr>
           <w:b/>
           <w:bCs/>
           <w:i w:val="false"/>
           <w:iCs w:val="false"/>
         </w:rPr>
-        <w:t xml:space="preserve">I12.</w:t>
-      </w:r>
-      <w:r>
-        <w:rPr>
-          <w:b w:val="false"/>
-          <w:bCs w:val="false"/>
-          <w:i w:val="false"/>
-          <w:iCs w:val="false"/>
-        </w:rPr>
-        <w:t xml:space="preserve"> The daemon </w:t>
+        <w:t xml:space="preserve">virtual clock stops with the guest</w:t>
+      </w:r>
+      <w:r>
+        <w:rPr>
+          <w:b w:val="false"/>
+          <w:bCs w:val="false"/>
+          <w:i w:val="false"/>
+          <w:iCs w:val="false"/>
+        </w:rPr>
+        <w:t xml:space="preserve">.</w:t>
+      </w:r>
+    </w:p>
+    <w:p>
+      <w:pPr>
+        <w:spacing w:after="130" w:line="270"/>
+      </w:pPr>
+      <w:r>
+        <w:rPr>
+          <w:b w:val="false"/>
+          <w:bCs w:val="false"/>
+          <w:i w:val="false"/>
+          <w:iCs w:val="false"/>
+        </w:rPr>
+        <w:t xml:space="preserve">Measured on the reference build: the guest was halted over the introspection channel and held for </w:t>
       </w:r>
       <w:r>
         <w:rPr>
@@ -4964,16 +4980,30 @@
           <w:i w:val="false"/>
           <w:iCs w:val="false"/>
         </w:rPr>
-        <w:t xml:space="preserve">should</w:t>
-      </w:r>
-      <w:r>
-        <w:rPr>
-          <w:b w:val="false"/>
-          <w:bCs w:val="false"/>
-          <w:i w:val="false"/>
-          <w:iCs w:val="false"/>
-        </w:rPr>
-        <w:t xml:space="preserve"> determine the set of ranges a pass needs by walking the package's predicates once at load time, and </w:t>
+        <w:t xml:space="preserve">12.0 seconds of wall-clock time</w:t>
+      </w:r>
+      <w:r>
+        <w:rPr>
+          <w:b w:val="false"/>
+          <w:bCs w:val="false"/>
+          <w:i w:val="false"/>
+          <w:iCs w:val="false"/>
+        </w:rPr>
+        <w:t xml:space="preserve">. Guest uptime across that window advanced from 10 s to 15 s — exactly one 5-second telemetry period, with no gap and no jump. From the firmware's point of view nothing happened at all.</w:t>
+      </w:r>
+    </w:p>
+    <w:p>
+      <w:pPr>
+        <w:spacing w:after="130" w:line="270"/>
+      </w:pPr>
+      <w:r>
+        <w:rPr>
+          <w:b w:val="false"/>
+          <w:bCs w:val="false"/>
+          <w:i w:val="false"/>
+          <w:iCs w:val="false"/>
+        </w:rPr>
+        <w:t xml:space="preserve">This is what makes R24.10 compatible with replay: the length of the snapshot window has no effect on guest-observable state, so a replayed session — where reads may take a different amount of wall time — reproduces the original exactly. </w:t>
       </w:r>
       <w:r>
         <w:rPr>
@@ -4982,46 +5012,22 @@
           <w:i w:val="false"/>
           <w:iCs w:val="false"/>
         </w:rPr>
-        <w:t xml:space="preserve">may</w:t>
-      </w:r>
-      <w:r>
-        <w:rPr>
-          <w:b w:val="false"/>
-          <w:bCs w:val="false"/>
-          <w:i w:val="false"/>
-          <w:iCs w:val="false"/>
-        </w:rPr>
-        <w:t xml:space="preserve"> coalesce them into fewer, larger reads. This is an optimization and changes no observable behavior.</w:t>
-      </w:r>
-    </w:p>
-    <w:p>
-      <w:pPr>
-        <w:pStyle w:val="Heading2"/>
-        <w:spacing w:after="110" w:before="220"/>
-      </w:pPr>
-      <w:r>
-        <w:rPr>
-          <w:b w:val="false"/>
-          <w:bCs w:val="false"/>
-          <w:i w:val="false"/>
-          <w:iCs w:val="false"/>
-        </w:rPr>
-        <w:t xml:space="preserve">5.5 Halting is safe, and this was measured</w:t>
+        <w:t xml:space="preserve">This property is the reason halting is permitted.</w:t>
+      </w:r>
+      <w:r>
+        <w:rPr>
+          <w:b w:val="false"/>
+          <w:bCs w:val="false"/>
+          <w:i w:val="false"/>
+          <w:iCs w:val="false"/>
+        </w:rPr>
+        <w:t xml:space="preserve"> A daemon that reads without halting gets §2.3's race back; a daemon that halts is both correct and free.</w:t>
       </w:r>
     </w:p>
     <w:p>
       <w:pPr>
         <w:spacing w:after="130" w:line="270"/>
       </w:pPr>
-      <w:r>
-        <w:rPr>
-          <w:b w:val="false"/>
-          <w:bCs w:val="false"/>
-          <w:i w:val="false"/>
-          <w:iCs w:val="false"/>
-        </w:rPr>
-        <w:t xml:space="preserve">Halting a running spacecraft simulation to grade it sounds like it must perturb the thing being graded. It does not, because the emulator's </w:t>
-      </w:r>
       <w:r>
         <w:rPr>
           <w:b/>
@@ -5029,30 +5035,16 @@
           <w:i w:val="false"/>
           <w:iCs w:val="false"/>
         </w:rPr>
-        <w:t xml:space="preserve">virtual clock stops with the guest</w:t>
-      </w:r>
-      <w:r>
-        <w:rPr>
-          <w:b w:val="false"/>
-          <w:bCs w:val="false"/>
-          <w:i w:val="false"/>
-          <w:iCs w:val="false"/>
-        </w:rPr>
-        <w:t xml:space="preserve">.</w:t>
-      </w:r>
-    </w:p>
-    <w:p>
-      <w:pPr>
-        <w:spacing w:after="130" w:line="270"/>
-      </w:pPr>
-      <w:r>
-        <w:rPr>
-          <w:b w:val="false"/>
-          <w:bCs w:val="false"/>
-          <w:i w:val="false"/>
-          <w:iCs w:val="false"/>
-        </w:rPr>
-        <w:t xml:space="preserve">Measured on the reference build: the guest was halted over the introspection channel and held for </w:t>
+        <w:t xml:space="preserve">R24.13.</w:t>
+      </w:r>
+      <w:r>
+        <w:rPr>
+          <w:b w:val="false"/>
+          <w:bCs w:val="false"/>
+          <w:i w:val="false"/>
+          <w:iCs w:val="false"/>
+        </w:rPr>
+        <w:t xml:space="preserve"> The daemon </w:t>
       </w:r>
       <w:r>
         <w:rPr>
@@ -5061,16 +5053,31 @@
           <w:i w:val="false"/>
           <w:iCs w:val="false"/>
         </w:rPr>
-        <w:t xml:space="preserve">12.0 seconds of wall-clock time</w:t>
-      </w:r>
-      <w:r>
-        <w:rPr>
-          <w:b w:val="false"/>
-          <w:bCs w:val="false"/>
-          <w:i w:val="false"/>
-          <w:iCs w:val="false"/>
-        </w:rPr>
-        <w:t xml:space="preserve">. Guest uptime across that window advanced from 10 s to 15 s — exactly one 5-second telemetry period, with no gap and no jump. From the firmware's point of view nothing happened at all.</w:t>
+        <w:t xml:space="preserve">shall</w:t>
+      </w:r>
+      <w:r>
+        <w:rPr>
+          <w:b w:val="false"/>
+          <w:bCs w:val="false"/>
+          <w:i w:val="false"/>
+          <w:iCs w:val="false"/>
+        </w:rPr>
+        <w:t xml:space="preserve"> bound the snapshot window and treat exceeding it as an error rather than hanging with the probe stopped. 250 ms is generous — a full evaluation pass is a handful of packets.</w:t>
+      </w:r>
+    </w:p>
+    <w:p>
+      <w:pPr>
+        <w:pStyle w:val="Heading1"/>
+        <w:spacing w:after="140" w:before="300"/>
+      </w:pPr>
+      <w:r>
+        <w:rPr>
+          <w:b w:val="false"/>
+          <w:bCs w:val="false"/>
+          <w:i w:val="false"/>
+          <w:iCs w:val="false"/>
+        </w:rPr>
+        <w:t xml:space="preserve">6. Failure Handling</w:t>
       </w:r>
     </w:p>
     <w:p>
@@ -5084,8 +5091,13 @@
           <w:i w:val="false"/>
           <w:iCs w:val="false"/>
         </w:rPr>
-        <w:t xml:space="preserve">This is what makes I10 compatible with replay: the length of the snapshot window has no effect on guest-observable state, so a replayed session — where reads may take a different amount of wall time — reproduces the original exactly. </w:t>
-      </w:r>
+        <w:t xml:space="preserve">This is a refinement of the format specification's "missing data is false" rule, and the distinction matters.</w:t>
+      </w:r>
+    </w:p>
+    <w:p>
+      <w:pPr>
+        <w:spacing w:after="130" w:line="270"/>
+      </w:pPr>
       <w:r>
         <w:rPr>
           <w:b/>
@@ -5093,100 +5105,7 @@
           <w:i w:val="false"/>
           <w:iCs w:val="false"/>
         </w:rPr>
-        <w:t xml:space="preserve">This property is the reason halting is permitted.</w:t>
-      </w:r>
-      <w:r>
-        <w:rPr>
-          <w:b w:val="false"/>
-          <w:bCs w:val="false"/>
-          <w:i w:val="false"/>
-          <w:iCs w:val="false"/>
-        </w:rPr>
-        <w:t xml:space="preserve"> A daemon that reads without halting gets §2.3's race back; a daemon that halts is both correct and free.</w:t>
-      </w:r>
-    </w:p>
-    <w:p>
-      <w:pPr>
-        <w:spacing w:after="130" w:line="270"/>
-      </w:pPr>
-      <w:r>
-        <w:rPr>
-          <w:b/>
-          <w:bCs/>
-          <w:i w:val="false"/>
-          <w:iCs w:val="false"/>
-        </w:rPr>
-        <w:t xml:space="preserve">I13.</w:t>
-      </w:r>
-      <w:r>
-        <w:rPr>
-          <w:b w:val="false"/>
-          <w:bCs w:val="false"/>
-          <w:i w:val="false"/>
-          <w:iCs w:val="false"/>
-        </w:rPr>
-        <w:t xml:space="preserve"> The daemon </w:t>
-      </w:r>
-      <w:r>
-        <w:rPr>
-          <w:b/>
-          <w:bCs/>
-          <w:i w:val="false"/>
-          <w:iCs w:val="false"/>
-        </w:rPr>
-        <w:t xml:space="preserve">shall</w:t>
-      </w:r>
-      <w:r>
-        <w:rPr>
-          <w:b w:val="false"/>
-          <w:bCs w:val="false"/>
-          <w:i w:val="false"/>
-          <w:iCs w:val="false"/>
-        </w:rPr>
-        <w:t xml:space="preserve"> bound the snapshot window and treat exceeding it as an error rather than hanging with the probe stopped. 250 ms is generous — a full evaluation pass is a handful of packets.</w:t>
-      </w:r>
-    </w:p>
-    <w:p>
-      <w:pPr>
-        <w:pStyle w:val="Heading1"/>
-        <w:spacing w:after="140" w:before="300"/>
-      </w:pPr>
-      <w:r>
-        <w:rPr>
-          <w:b w:val="false"/>
-          <w:bCs w:val="false"/>
-          <w:i w:val="false"/>
-          <w:iCs w:val="false"/>
-        </w:rPr>
-        <w:t xml:space="preserve">6. Failure Handling</w:t>
-      </w:r>
-    </w:p>
-    <w:p>
-      <w:pPr>
-        <w:spacing w:after="130" w:line="270"/>
-      </w:pPr>
-      <w:r>
-        <w:rPr>
-          <w:b w:val="false"/>
-          <w:bCs w:val="false"/>
-          <w:i w:val="false"/>
-          <w:iCs w:val="false"/>
-        </w:rPr>
-        <w:t xml:space="preserve">This is a refinement of the format specification's "missing data is false" rule, and the distinction matters.</w:t>
-      </w:r>
-    </w:p>
-    <w:p>
-      <w:pPr>
-        <w:spacing w:after="130" w:line="270"/>
-      </w:pPr>
-      <w:r>
-        <w:rPr>
-          <w:b/>
-          <w:bCs/>
-          <w:i w:val="false"/>
-          <w:iCs w:val="false"/>
-        </w:rPr>
-        <w:t xml:space="preserve">I14.</w:t>
+        <w:t xml:space="preserve">R24.14.</w:t>
       </w:r>
       <w:r>
         <w:rPr>
@@ -5267,7 +5186,7 @@
           <w:i w:val="false"/>
           <w:iCs w:val="false"/>
         </w:rPr>
-        <w:t xml:space="preserve">I15.</w:t>
+        <w:t xml:space="preserve">R24.15.</w:t>
       </w:r>
       <w:r>
         <w:rPr>
@@ -5416,7 +5335,7 @@
           <w:i w:val="false"/>
           <w:iCs w:val="false"/>
         </w:rPr>
-        <w:t xml:space="preserve">I16.</w:t>
+        <w:t xml:space="preserve">R24.16.</w:t>
       </w:r>
       <w:r>
         <w:rPr>
@@ -5524,7 +5443,7 @@
           <w:i w:val="false"/>
           <w:iCs w:val="false"/>
         </w:rPr>
-        <w:t xml:space="preserve">I17.</w:t>
+        <w:t xml:space="preserve">R24.17.</w:t>
       </w:r>
       <w:r>
         <w:rPr>
@@ -5565,7 +5484,7 @@
           <w:i w:val="false"/>
           <w:iCs w:val="false"/>
         </w:rPr>
-        <w:t xml:space="preserve">Renode's stub may differ from QEMU's in ways I6 and I8 already cover: it is permitted to apply RLE, and it may advertise a different </w:t>
+        <w:t xml:space="preserve">Renode's stub may differ from QEMU's in ways R24.7 and R24.9 already cover: it is permitted to apply RLE, and it may advertise a different </w:t>
       </w:r>
       <w:r>
         <w:rPr>
@@ -5616,7 +5535,7 @@
           <w:i w:val="false"/>
           <w:iCs w:val="false"/>
         </w:rPr>
-        <w:t xml:space="preserve">The introspection port is a debug interface with no authentication, and it can read and — for anyone not bound by I2 — write all of probe memory.</w:t>
+        <w:t xml:space="preserve">The introspection port is a debug interface with no authentication, and it can read and — for anyone not bound by R24.3 — write all of probe memory.</w:t>
       </w:r>
     </w:p>
     <w:p>
@@ -5630,7 +5549,7 @@
           <w:i w:val="false"/>
           <w:iCs w:val="false"/>
         </w:rPr>
-        <w:t xml:space="preserve">I18.</w:t>
+        <w:t xml:space="preserve">R24.18.</w:t>
       </w:r>
       <w:r>
         <w:rPr>
@@ -5671,7 +5590,7 @@
           <w:i w:val="false"/>
           <w:iCs w:val="false"/>
         </w:rPr>
-        <w:t xml:space="preserve">I19.</w:t>
+        <w:t xml:space="preserve">R24.19.</w:t>
       </w:r>
       <w:r>
         <w:rPr>
@@ -5762,7 +5681,7 @@
           <w:i w:val="false"/>
           <w:iCs w:val="false"/>
         </w:rPr>
-        <w:t xml:space="preserve">I20.</w:t>
+        <w:t xml:space="preserve">R24.20.</w:t>
       </w:r>
       <w:r>
         <w:rPr>
@@ -5840,7 +5759,7 @@
           <w:i w:val="false"/>
           <w:iCs w:val="false"/>
         </w:rPr>
-        <w:t xml:space="preserve">A daemon conforms when I1–I20 hold. The observable consequences the conformance suite can actually check:</w:t>
+        <w:t xml:space="preserve">A daemon conforms when R24.2–R24.20 hold. The observable consequences the conformance suite can actually check:</w:t>
       </w:r>
     </w:p>
     <w:tbl>
